--- a/klagomål/Ornös nordspets FSC-klagomål.docx
+++ b/klagomål/Ornös nordspets FSC-klagomål.docx
@@ -168,7 +168,7 @@
     </w:p>
     <w:p>
       <w:r>
-        <w:t>Detta klagomål behandlar höga naturvärden i avverkningsanmälan Ornös nordspets i Haninge kommun som inkom 2026-09-07 och omfattar 450,6 ha.</w:t>
+        <w:t>Detta klagomål behandlar höga naturvärden i avverkningsanmälan Ornös nordspets i Haninge kommun som inkom 2026-09-08 och omfattar 450,6 ha.</w:t>
       </w:r>
     </w:p>
     <w:p>
@@ -3449,7 +3449,7 @@
     <w:r>
       <w:tab/>
       <w:tab/>
-      <w:t>2026-09-07</w:t>
+      <w:t>2026-09-08</w:t>
       <w:br/>
       <w:br/>
     </w:r>

--- a/klagomål/Ornös nordspets FSC-klagomål.docx
+++ b/klagomål/Ornös nordspets FSC-klagomål.docx
@@ -168,7 +168,7 @@
     </w:p>
     <w:p>
       <w:r>
-        <w:t>Detta klagomål behandlar höga naturvärden i avverkningsanmälan Ornös nordspets i Haninge kommun som inkom 2026-09-08 och omfattar 450,6 ha.</w:t>
+        <w:t>Detta klagomål behandlar höga naturvärden i avverkningsanmälan Ornös nordspets i Haninge kommun som inkom 2026-09-09 och omfattar 450,6 ha.</w:t>
       </w:r>
     </w:p>
     <w:p>
@@ -3449,7 +3449,7 @@
     <w:r>
       <w:tab/>
       <w:tab/>
-      <w:t>2026-09-08</w:t>
+      <w:t>2026-09-09</w:t>
       <w:br/>
       <w:br/>
     </w:r>

--- a/klagomål/Ornös nordspets FSC-klagomål.docx
+++ b/klagomål/Ornös nordspets FSC-klagomål.docx
@@ -168,7 +168,7 @@
     </w:p>
     <w:p>
       <w:r>
-        <w:t>Detta klagomål behandlar höga naturvärden i avverkningsanmälan Ornös nordspets i Haninge kommun som inkom 2026-09-09 och omfattar 450,6 ha.</w:t>
+        <w:t>Detta klagomål behandlar höga naturvärden i avverkningsanmälan Ornös nordspets i Haninge kommun som inkom 2026-09-10 och omfattar 450,6 ha.</w:t>
       </w:r>
     </w:p>
     <w:p>
@@ -3449,7 +3449,7 @@
     <w:r>
       <w:tab/>
       <w:tab/>
-      <w:t>2026-09-09</w:t>
+      <w:t>2026-09-10</w:t>
       <w:br/>
       <w:br/>
     </w:r>

--- a/klagomål/Ornös nordspets FSC-klagomål.docx
+++ b/klagomål/Ornös nordspets FSC-klagomål.docx
@@ -168,7 +168,7 @@
     </w:p>
     <w:p>
       <w:r>
-        <w:t>Detta klagomål behandlar höga naturvärden i avverkningsanmälan Ornös nordspets i Haninge kommun som inkom 2026-09-10 och omfattar 450,6 ha.</w:t>
+        <w:t>Detta klagomål behandlar höga naturvärden i avverkningsanmälan Ornös nordspets i Haninge kommun som inkom 2026-09-11 och omfattar 450,6 ha.</w:t>
       </w:r>
     </w:p>
     <w:p>
@@ -3449,7 +3449,7 @@
     <w:r>
       <w:tab/>
       <w:tab/>
-      <w:t>2026-09-10</w:t>
+      <w:t>2026-09-11</w:t>
       <w:br/>
       <w:br/>
     </w:r>

--- a/klagomål/Ornös nordspets FSC-klagomål.docx
+++ b/klagomål/Ornös nordspets FSC-klagomål.docx
@@ -168,7 +168,7 @@
     </w:p>
     <w:p>
       <w:r>
-        <w:t>Detta klagomål behandlar höga naturvärden i avverkningsanmälan Ornös nordspets i Haninge kommun som inkom 2026-09-11 och omfattar 450,6 ha.</w:t>
+        <w:t>Detta klagomål behandlar höga naturvärden i avverkningsanmälan Ornös nordspets i Haninge kommun som inkom 2026-09-12 och omfattar 450,6 ha.</w:t>
       </w:r>
     </w:p>
     <w:p>
@@ -3449,7 +3449,7 @@
     <w:r>
       <w:tab/>
       <w:tab/>
-      <w:t>2026-09-11</w:t>
+      <w:t>2026-09-12</w:t>
       <w:br/>
       <w:br/>
     </w:r>

--- a/klagomål/Ornös nordspets FSC-klagomål.docx
+++ b/klagomål/Ornös nordspets FSC-klagomål.docx
@@ -168,7 +168,7 @@
     </w:p>
     <w:p>
       <w:r>
-        <w:t>Detta klagomål behandlar höga naturvärden i avverkningsanmälan Ornös nordspets i Haninge kommun som inkom 2026-09-12 och omfattar 450,6 ha.</w:t>
+        <w:t>Detta klagomål behandlar höga naturvärden i avverkningsanmälan Ornös nordspets i Haninge kommun som inkom 2026-09-13 och omfattar 450,6 ha.</w:t>
       </w:r>
     </w:p>
     <w:p>
@@ -3449,7 +3449,7 @@
     <w:r>
       <w:tab/>
       <w:tab/>
-      <w:t>2026-09-12</w:t>
+      <w:t>2026-09-13</w:t>
       <w:br/>
       <w:br/>
     </w:r>

--- a/klagomål/Ornös nordspets FSC-klagomål.docx
+++ b/klagomål/Ornös nordspets FSC-klagomål.docx
@@ -168,7 +168,7 @@
     </w:p>
     <w:p>
       <w:r>
-        <w:t>Detta klagomål behandlar höga naturvärden i avverkningsanmälan Ornös nordspets i Haninge kommun som inkom 2026-09-13 och omfattar 450,6 ha.</w:t>
+        <w:t>Detta klagomål behandlar höga naturvärden i avverkningsanmälan Ornös nordspets i Haninge kommun som inkom 2026-09-14 och omfattar 450,6 ha.</w:t>
       </w:r>
     </w:p>
     <w:p>
@@ -3449,7 +3449,7 @@
     <w:r>
       <w:tab/>
       <w:tab/>
-      <w:t>2026-09-13</w:t>
+      <w:t>2026-09-14</w:t>
       <w:br/>
       <w:br/>
     </w:r>

--- a/klagomål/Ornös nordspets FSC-klagomål.docx
+++ b/klagomål/Ornös nordspets FSC-klagomål.docx
@@ -168,7 +168,7 @@
     </w:p>
     <w:p>
       <w:r>
-        <w:t>Detta klagomål behandlar höga naturvärden i avverkningsanmälan Ornös nordspets i Haninge kommun som inkom 2026-09-14 och omfattar 450,6 ha.</w:t>
+        <w:t>Detta klagomål behandlar höga naturvärden i avverkningsanmälan Ornös nordspets i Haninge kommun som inkom 2026-09-15 och omfattar 450,6 ha.</w:t>
       </w:r>
     </w:p>
     <w:p>
@@ -3449,7 +3449,7 @@
     <w:r>
       <w:tab/>
       <w:tab/>
-      <w:t>2026-09-14</w:t>
+      <w:t>2026-09-15</w:t>
       <w:br/>
       <w:br/>
     </w:r>

--- a/klagomål/Ornös nordspets FSC-klagomål.docx
+++ b/klagomål/Ornös nordspets FSC-klagomål.docx
@@ -168,7 +168,7 @@
     </w:p>
     <w:p>
       <w:r>
-        <w:t>Detta klagomål behandlar höga naturvärden i avverkningsanmälan Ornös nordspets i Haninge kommun som inkom 2026-09-15 och omfattar 450,6 ha.</w:t>
+        <w:t>Detta klagomål behandlar höga naturvärden i avverkningsanmälan Ornös nordspets i Haninge kommun som inkom 2026-09-16 och omfattar 450,6 ha.</w:t>
       </w:r>
     </w:p>
     <w:p>
@@ -3449,7 +3449,7 @@
     <w:r>
       <w:tab/>
       <w:tab/>
-      <w:t>2026-09-15</w:t>
+      <w:t>2026-09-16</w:t>
       <w:br/>
       <w:br/>
     </w:r>

--- a/klagomål/Ornös nordspets FSC-klagomål.docx
+++ b/klagomål/Ornös nordspets FSC-klagomål.docx
@@ -168,7 +168,7 @@
     </w:p>
     <w:p>
       <w:r>
-        <w:t>Detta klagomål behandlar höga naturvärden i avverkningsanmälan Ornös nordspets i Haninge kommun som inkom 2026-09-16 och omfattar 450,6 ha.</w:t>
+        <w:t>Detta klagomål behandlar höga naturvärden i avverkningsanmälan Ornös nordspets i Haninge kommun som inkom 2026-09-17 och omfattar 450,6 ha.</w:t>
       </w:r>
     </w:p>
     <w:p>
@@ -3449,7 +3449,7 @@
     <w:r>
       <w:tab/>
       <w:tab/>
-      <w:t>2026-09-16</w:t>
+      <w:t>2026-09-17</w:t>
       <w:br/>
       <w:br/>
     </w:r>

--- a/klagomål/Ornös nordspets FSC-klagomål.docx
+++ b/klagomål/Ornös nordspets FSC-klagomål.docx
@@ -168,7 +168,7 @@
     </w:p>
     <w:p>
       <w:r>
-        <w:t>Detta klagomål behandlar höga naturvärden i avverkningsanmälan Ornös nordspets i Haninge kommun som inkom 2026-09-17 och omfattar 450,6 ha.</w:t>
+        <w:t>Detta klagomål behandlar höga naturvärden i avverkningsanmälan Ornös nordspets i Haninge kommun som inkom 2026-09-18 och omfattar 450,6 ha.</w:t>
       </w:r>
     </w:p>
     <w:p>
@@ -3449,7 +3449,7 @@
     <w:r>
       <w:tab/>
       <w:tab/>
-      <w:t>2026-09-17</w:t>
+      <w:t>2026-09-18</w:t>
       <w:br/>
       <w:br/>
     </w:r>

--- a/klagomål/Ornös nordspets FSC-klagomål.docx
+++ b/klagomål/Ornös nordspets FSC-klagomål.docx
@@ -168,7 +168,7 @@
     </w:p>
     <w:p>
       <w:r>
-        <w:t>Detta klagomål behandlar höga naturvärden i avverkningsanmälan Ornös nordspets i Haninge kommun som inkom 2026-09-18 och omfattar 450,6 ha.</w:t>
+        <w:t>Detta klagomål behandlar höga naturvärden i avverkningsanmälan Ornös nordspets i Haninge kommun som inkom 2026-09-19 och omfattar 450,6 ha.</w:t>
       </w:r>
     </w:p>
     <w:p>
@@ -3449,7 +3449,7 @@
     <w:r>
       <w:tab/>
       <w:tab/>
-      <w:t>2026-09-18</w:t>
+      <w:t>2026-09-19</w:t>
       <w:br/>
       <w:br/>
     </w:r>

--- a/klagomål/Ornös nordspets FSC-klagomål.docx
+++ b/klagomål/Ornös nordspets FSC-klagomål.docx
@@ -168,7 +168,7 @@
     </w:p>
     <w:p>
       <w:r>
-        <w:t>Detta klagomål behandlar höga naturvärden i avverkningsanmälan Ornös nordspets i Haninge kommun som inkom 2026-09-19 och omfattar 450,6 ha.</w:t>
+        <w:t>Detta klagomål behandlar höga naturvärden i avverkningsanmälan Ornös nordspets i Haninge kommun som inkom 2026-09-20 och omfattar 450,6 ha.</w:t>
       </w:r>
     </w:p>
     <w:p>
@@ -178,7 +178,7 @@
       <w:r>
         <w:drawing>
           <wp:inline xmlns:a="http://schemas.openxmlformats.org/drawingml/2006/main" xmlns:pic="http://schemas.openxmlformats.org/drawingml/2006/picture">
-            <wp:extent cx="5486400" cy="4420131"/>
+            <wp:extent cx="5486400" cy="4422126"/>
             <wp:docPr id="1" name="Picture 1"/>
             <wp:cNvGraphicFramePr>
               <a:graphicFrameLocks noChangeAspect="1"/>
@@ -199,7 +199,7 @@
                   <pic:spPr>
                     <a:xfrm>
                       <a:off x="0" y="0"/>
-                      <a:ext cx="5486400" cy="4420131"/>
+                      <a:ext cx="5486400" cy="4422126"/>
                     </a:xfrm>
                     <a:prstGeom prst="rect"/>
                   </pic:spPr>
@@ -221,7 +221,7 @@
     </w:p>
     <w:p>
       <w:r>
-        <w:t>I och inom 21 meter från avverkningsanmälan finns fynd av 120 naturvårdsarter, varav 50 är rödlistade, 25 är fridlysta, 48 är typiska (T) och 58 är signalarter (S): almlav (EN, T), ask (EN), fetörtsblåvinge (EN), koppartaggsvamp (EN), spricktaggsvamp (EN), grangråticka (VU, T), gränsticka (VU, T), hasselsnok (VU, §4a), klosterlav (VU), knärot (VU, T, §8), mörk kraterlav (VU), Phellodon melilotinus (VU), skuggmalmätare (VU), tornseglare (VU, §4), vedsäckmossa (VU), apollofjäril (NT, §4a), berggräsfjäril (NT), Crepis tectorum subsp. tectorum (NT), drillsnäppa (NT, §4), ekticka (NT, T), fjällig taggsvamp s.str. (NT), flattoppad klubbsvamp (NT), gammelekslav (NT, T), gropticka (NT, T), grönhjon (NT), gulbent kamklobagge (NT), jungfrulin (NT), kandelabersvamp (NT, T), kremlevaxskivling (NT), ladusvala (NT, §4), lunglav (NT, T), mindre poppelglasvinge (NT), motaggsvamp (NT, T), oxtungssvamp (NT), Phellodon dititomentosus (NT), reliktbock (NT, T), rosa skärelav (NT, T), sammetsfrölöpare (NT), scharlakansvaxing (NT), silltrut (NT, §4), skeppsvarvsfluga (NT), sädesärla (NT, §4), sårläka (NT, T), tallticka (NT, T), tjockfotad fingersvamp (NT), vedskivlav (NT, T), vedtrappmossa (NT, T), vippärt (NT, T), vit vedfingersvamp (NT), Porodaedalea chrysoloma (DD), aspvedgnagare (S), barkticka (S, T), björksplintborre (S), blanksvart trämyra (S), blodvaxing (S), blomkålssvamp (S), blåmossa (S, T), bolmörtsskivling (S), bårdlav (S, T), Dorcatoma chrysomelina (S), Dorcatoma dresdensis (S), dvärgtufs (S), flagellkvastmossa (S, T), fällmossa (S, T), granbarkgnagare (S, T), granbräken (S), grov baronmossa (S, T), grov fjädermossa (S, T), grovticka (S, T), grön sköldmossa (S, T, §8), guldkremla (S), guldlockmossa (S, T), gulpudrad spiklav (S, T), gulröd blankbock (S), hasselticka (S, T), jättesvampmal (S), kantarellvaxing (S), kruskantarell (S), luktvaxing (S), lönnlav (S), mindre märgborre (S, T), myskbock (S), myskmadra (S, T), noshornsoxe (S), nästrot (S, §8), platt fjädermossa (S, T), rostfläck (S, T), rödgul trumpetsvamp (S), skogsknipprot (S, T, §8), slanklav (S, T), stekelbock (S, T), stor aspticka (S, T), stor knopplav (S, T), stubbspretmossa (S, T), svart trolldruva (S, T), svavelriska (S), thomsons trägnagare (S), traslav (S), trubbfjädermossa (S, T), trådticka (S, T), tvåblad (S, §8), vedticka (S, T), vit skogslilja (S, §8), vitvaxing agg. (S), västlig hakmossa (S), zontaggsvamp (S), ängsvaxing agg. (S), åttafläckig praktbagge (S, T), blåsippa (T, §9), mattlummer (T, §9), spillkråka (T, §4), gröngöling (§4), svartvit flugsnappare (§4), kopparödla (§6), vanlig padda (§6), vanlig snok (§6), fläcknycklar (§8), grönvit nattviol (§8), nattviol (§8) och gullviva (§9). Se Figur 1.</w:t>
+        <w:t>I och inom 21 meter från avverkningsanmälan finns fynd av 121 naturvårdsarter, varav 51 är rödlistade, 25 är fridlysta, 49 är typiska (T) och 58 är signalarter (S): almlav (EN, T), ask (EN), fetörtsblåvinge (EN), koppartaggsvamp (EN), spricktaggsvamp (EN), grangråticka (VU, T), gränsticka (VU, T), hasselsnok (VU, §4a), klosterlav (VU), knärot (VU, T, §8), mörk kraterlav (VU), Phellodon melilotinus (VU), skuggmalmätare (VU), tornseglare (VU, §4), vedsäckmossa (VU), apollofjäril (NT, §4a), berggräsfjäril (NT), Crepis tectorum subsp. tectorum (NT), drillsnäppa (NT, §4), dropptaggsvamp (NT, T), ekticka (NT, T), fjällig taggsvamp s.str. (NT), flattoppad klubbsvamp (NT), gammelekslav (NT, T), gropticka (NT, T), grönhjon (NT), gulbent kamklobagge (NT), jungfrulin (NT), kandelabersvamp (NT, T), kremlevaxskivling (NT), ladusvala (NT, §4), lunglav (NT, T), mindre poppelglasvinge (NT), motaggsvamp (NT, T), oxtungssvamp (NT), Phellodon dititomentosus (NT), reliktbock (NT, T), rosa skärelav (NT, T), sammetsfrölöpare (NT), scharlakansvaxing (NT), silltrut (NT, §4), skeppsvarvsfluga (NT), sädesärla (NT, §4), sårläka (NT, T), tallticka (NT, T), tjockfotad fingersvamp (NT), vedskivlav (NT, T), vedtrappmossa (NT, T), vippärt (NT, T), vit vedfingersvamp (NT), Porodaedalea chrysoloma (DD), aspvedgnagare (S), barkticka (S, T), björksplintborre (S), blanksvart trämyra (S), blodvaxing (S), blomkålssvamp (S), blåmossa (S, T), bolmörtsskivling (S), bårdlav (S, T), Dorcatoma chrysomelina (S), Dorcatoma dresdensis (S), dvärgtufs (S), flagellkvastmossa (S, T), fällmossa (S, T), granbarkgnagare (S, T), granbräken (S), grov baronmossa (S, T), grov fjädermossa (S, T), grovticka (S, T), grön sköldmossa (S, T, §8), guldkremla (S), guldlockmossa (S, T), gulpudrad spiklav (S, T), gulröd blankbock (S), hasselticka (S, T), jättesvampmal (S), kantarellvaxing (S), kruskantarell (S), luktvaxing (S), lönnlav (S), mindre märgborre (S, T), myskbock (S), myskmadra (S, T), noshornsoxe (S), nästrot (S, §8), platt fjädermossa (S, T), rostfläck (S, T), rödgul trumpetsvamp (S), skogsknipprot (S, T, §8), slanklav (S, T), stekelbock (S, T), stor aspticka (S, T), stor knopplav (S, T), stubbspretmossa (S, T), svart trolldruva (S, T), svavelriska (S), thomsons trägnagare (S), traslav (S), trubbfjädermossa (S, T), trådticka (S, T), tvåblad (S, §8), vedticka (S, T), vit skogslilja (S, §8), vitvaxing agg. (S), västlig hakmossa (S), zontaggsvamp (S), ängsvaxing agg. (S), åttafläckig praktbagge (S, T), blåsippa (T, §9), mattlummer (T, §9), spillkråka (T, §4), gröngöling (§4), svartvit flugsnappare (§4), kopparödla (§6), vanlig padda (§6), vanlig snok (§6), fläcknycklar (§8), grönvit nattviol (§8), nattviol (§8) och gullviva (§9). Se Figur 1.</w:t>
       </w:r>
     </w:p>
     <w:p>
@@ -536,6 +536,26 @@
         <w:rPr>
           <w:b/>
         </w:rPr>
+        <w:t>Dropptaggsvamp (NT)</w:t>
+      </w:r>
+      <w:r>
+        <w:t xml:space="preserve"> bildar mykorrhiza med tall, främst i barrskog med trädkontinuitet, i magra, torra och ljusöppna lavtallskogar och i barrblandskogar med friskmossor och lingon i fältskiktet. Den totala populationen i landet har minskat och bedöms fortsätta minska till följd av slutavverkningar av tallskog. Det är högst oklart om arten långsiktigt kan etablera och reproducera sig i skogsbestånd som brukas med trakthyggesmetoder, markberedning, gödsling eller föryngring med förädlat plantmaterial. Uppfyller kriterierna för att bli rödlistad på grund av ny kunskap som visar att en större andel av populationen än tidigare bedömt är knuten till kontinuitetsbarrskog. Minskningstakten för den svenska populationen bedöms vara nära gränsvärdet för Sårbar (VU). Dropptaggsvamp är typisk art för </w:t>
+      </w:r>
+      <w:r>
+        <w:rPr>
+          <w:i/>
+        </w:rPr>
+        <w:t xml:space="preserve">9010 Taiga </w:t>
+      </w:r>
+      <w:r>
+        <w:t>(SLU Artdatabanken, 2026).</w:t>
+      </w:r>
+    </w:p>
+    <w:p>
+      <w:r>
+        <w:rPr>
+          <w:b/>
+        </w:rPr>
         <w:t>Ekticka (NT)</w:t>
       </w:r>
       <w:r>
@@ -2302,7 +2322,7 @@
         <w:rPr>
           <w:i/>
         </w:rPr>
-        <w:t>I det avverkningsanmälda skogsområdet har 108 rödlistade arter och signalarter påträffats. Detta ska jämföras med Skogsstyrelsens uppföljning 2017 av nyckelbiotoper som visade att man i genomsnitt hittar 20,6 olika rödlistade arter och signalarter i en nyckelbiotop (Wijk, S. 2017. Biologisk mångfald i nyckelbiotoper – Resultat från inventeringen “Uppföljning biologisk mångfald” 2009–2015. Rapport 4/2017 Skogsstyrelsen, Jönköping).</w:t>
+        <w:t>I det avverkningsanmälda skogsområdet har 109 rödlistade arter och signalarter påträffats. Detta ska jämföras med Skogsstyrelsens uppföljning 2017 av nyckelbiotoper som visade att man i genomsnitt hittar 20,6 olika rödlistade arter och signalarter i en nyckelbiotop (Wijk, S. 2017. Biologisk mångfald i nyckelbiotoper – Resultat från inventeringen “Uppföljning biologisk mångfald” 2009–2015. Rapport 4/2017 Skogsstyrelsen, Jönköping).</w:t>
       </w:r>
     </w:p>
     <w:p>
@@ -2331,7 +2351,7 @@
         <w:rPr>
           <w:i/>
         </w:rPr>
-        <w:t>I det avverkningsanmälda skogsområdet har 120 naturvårdsarter varav 50 rödlistade arter sina livsmiljöer och växtplatser.</w:t>
+        <w:t>I det avverkningsanmälda skogsområdet har 121 naturvårdsarter varav 51 rödlistade arter sina livsmiljöer och växtplatser.</w:t>
       </w:r>
     </w:p>
     <w:p>
@@ -3449,7 +3469,7 @@
     <w:r>
       <w:tab/>
       <w:tab/>
-      <w:t>2026-09-19</w:t>
+      <w:t>2026-09-20</w:t>
       <w:br/>
       <w:br/>
     </w:r>

--- a/klagomål/Ornös nordspets FSC-klagomål.docx
+++ b/klagomål/Ornös nordspets FSC-klagomål.docx
@@ -168,7 +168,7 @@
     </w:p>
     <w:p>
       <w:r>
-        <w:t>Detta klagomål behandlar höga naturvärden i avverkningsanmälan Ornös nordspets i Haninge kommun som inkom 2026-09-20 och omfattar 450,6 ha.</w:t>
+        <w:t>Detta klagomål behandlar höga naturvärden i avverkningsanmälan Ornös nordspets i Haninge kommun som inkom 2026-09-21 och omfattar 450,6 ha.</w:t>
       </w:r>
     </w:p>
     <w:p>
@@ -3469,7 +3469,7 @@
     <w:r>
       <w:tab/>
       <w:tab/>
-      <w:t>2026-09-20</w:t>
+      <w:t>2026-09-21</w:t>
       <w:br/>
       <w:br/>
     </w:r>

--- a/klagomål/Ornös nordspets FSC-klagomål.docx
+++ b/klagomål/Ornös nordspets FSC-klagomål.docx
@@ -168,7 +168,7 @@
     </w:p>
     <w:p>
       <w:r>
-        <w:t>Detta klagomål behandlar höga naturvärden i avverkningsanmälan Ornös nordspets i Haninge kommun som inkom 2026-09-21 och omfattar 450,6 ha.</w:t>
+        <w:t>Detta klagomål behandlar höga naturvärden i avverkningsanmälan Ornös nordspets i Haninge kommun som inkom 2026-09-22 och omfattar 450,6 ha.</w:t>
       </w:r>
     </w:p>
     <w:p>
@@ -3469,7 +3469,7 @@
     <w:r>
       <w:tab/>
       <w:tab/>
-      <w:t>2026-09-21</w:t>
+      <w:t>2026-09-22</w:t>
       <w:br/>
       <w:br/>
     </w:r>

--- a/klagomål/Ornös nordspets FSC-klagomål.docx
+++ b/klagomål/Ornös nordspets FSC-klagomål.docx
@@ -168,7 +168,7 @@
     </w:p>
     <w:p>
       <w:r>
-        <w:t>Detta klagomål behandlar höga naturvärden i avverkningsanmälan Ornös nordspets i Haninge kommun som inkom 2026-09-22 och omfattar 450,6 ha.</w:t>
+        <w:t>Detta klagomål behandlar höga naturvärden i avverkningsanmälan Ornös nordspets i Haninge kommun som inkom 2026-09-23 och omfattar 450,6 ha.</w:t>
       </w:r>
     </w:p>
     <w:p>
@@ -3469,7 +3469,7 @@
     <w:r>
       <w:tab/>
       <w:tab/>
-      <w:t>2026-09-22</w:t>
+      <w:t>2026-09-23</w:t>
       <w:br/>
       <w:br/>
     </w:r>

--- a/klagomål/Ornös nordspets FSC-klagomål.docx
+++ b/klagomål/Ornös nordspets FSC-klagomål.docx
@@ -168,7 +168,7 @@
     </w:p>
     <w:p>
       <w:r>
-        <w:t>Detta klagomål behandlar höga naturvärden i avverkningsanmälan Ornös nordspets i Haninge kommun som inkom 2026-09-23 och omfattar 450,6 ha.</w:t>
+        <w:t>Detta klagomål behandlar höga naturvärden i avverkningsanmälan Ornös nordspets i Haninge kommun som inkom 2026-09-24 och omfattar 450,6 ha.</w:t>
       </w:r>
     </w:p>
     <w:p>
@@ -3469,7 +3469,7 @@
     <w:r>
       <w:tab/>
       <w:tab/>
-      <w:t>2026-09-23</w:t>
+      <w:t>2026-09-24</w:t>
       <w:br/>
       <w:br/>
     </w:r>

--- a/klagomål/Ornös nordspets FSC-klagomål.docx
+++ b/klagomål/Ornös nordspets FSC-klagomål.docx
@@ -168,7 +168,7 @@
     </w:p>
     <w:p>
       <w:r>
-        <w:t>Detta klagomål behandlar höga naturvärden i avverkningsanmälan Ornös nordspets i Haninge kommun som inkom 2026-09-24 och omfattar 450,6 ha.</w:t>
+        <w:t>Detta klagomål behandlar höga naturvärden i avverkningsanmälan Ornös nordspets i Haninge kommun som inkom 2026-09-25 och omfattar 450,6 ha.</w:t>
       </w:r>
     </w:p>
     <w:p>
@@ -3469,7 +3469,7 @@
     <w:r>
       <w:tab/>
       <w:tab/>
-      <w:t>2026-09-24</w:t>
+      <w:t>2026-09-25</w:t>
       <w:br/>
       <w:br/>
     </w:r>

--- a/klagomål/Ornös nordspets FSC-klagomål.docx
+++ b/klagomål/Ornös nordspets FSC-klagomål.docx
@@ -168,7 +168,7 @@
     </w:p>
     <w:p>
       <w:r>
-        <w:t>Detta klagomål behandlar höga naturvärden i avverkningsanmälan Ornös nordspets i Haninge kommun som inkom 2026-09-25 och omfattar 450,6 ha.</w:t>
+        <w:t>Detta klagomål behandlar höga naturvärden i avverkningsanmälan Ornös nordspets i Haninge kommun som inkom 2026-09-26 och omfattar 450,6 ha.</w:t>
       </w:r>
     </w:p>
     <w:p>
@@ -3469,7 +3469,7 @@
     <w:r>
       <w:tab/>
       <w:tab/>
-      <w:t>2026-09-25</w:t>
+      <w:t>2026-09-26</w:t>
       <w:br/>
       <w:br/>
     </w:r>

--- a/klagomål/Ornös nordspets FSC-klagomål.docx
+++ b/klagomål/Ornös nordspets FSC-klagomål.docx
@@ -168,7 +168,7 @@
     </w:p>
     <w:p>
       <w:r>
-        <w:t>Detta klagomål behandlar höga naturvärden i avverkningsanmälan Ornös nordspets i Haninge kommun som inkom 2026-09-26 och omfattar 450,6 ha.</w:t>
+        <w:t>Detta klagomål behandlar höga naturvärden i avverkningsanmälan Ornös nordspets i Haninge kommun som inkom 2026-09-27 och omfattar 450,6 ha.</w:t>
       </w:r>
     </w:p>
     <w:p>
@@ -3469,7 +3469,7 @@
     <w:r>
       <w:tab/>
       <w:tab/>
-      <w:t>2026-09-26</w:t>
+      <w:t>2026-09-27</w:t>
       <w:br/>
       <w:br/>
     </w:r>

--- a/klagomål/Ornös nordspets FSC-klagomål.docx
+++ b/klagomål/Ornös nordspets FSC-klagomål.docx
@@ -168,7 +168,7 @@
     </w:p>
     <w:p>
       <w:r>
-        <w:t>Detta klagomål behandlar höga naturvärden i avverkningsanmälan Ornös nordspets i Haninge kommun som inkom 2026-09-27 och omfattar 450,6 ha.</w:t>
+        <w:t>Detta klagomål behandlar höga naturvärden i avverkningsanmälan Ornös nordspets i Haninge kommun som inkom 2026-09-28 och omfattar 450,6 ha.</w:t>
       </w:r>
     </w:p>
     <w:p>
@@ -3469,7 +3469,7 @@
     <w:r>
       <w:tab/>
       <w:tab/>
-      <w:t>2026-09-27</w:t>
+      <w:t>2026-09-28</w:t>
       <w:br/>
       <w:br/>
     </w:r>

--- a/klagomål/Ornös nordspets FSC-klagomål.docx
+++ b/klagomål/Ornös nordspets FSC-klagomål.docx
@@ -168,7 +168,7 @@
     </w:p>
     <w:p>
       <w:r>
-        <w:t>Detta klagomål behandlar höga naturvärden i avverkningsanmälan Ornös nordspets i Haninge kommun som inkom 2026-09-28 och omfattar 450,6 ha.</w:t>
+        <w:t>Detta klagomål behandlar höga naturvärden i avverkningsanmälan Ornös nordspets i Haninge kommun som inkom 2026-09-29 och omfattar 450,6 ha.</w:t>
       </w:r>
     </w:p>
     <w:p>
@@ -3469,7 +3469,7 @@
     <w:r>
       <w:tab/>
       <w:tab/>
-      <w:t>2026-09-28</w:t>
+      <w:t>2026-09-29</w:t>
       <w:br/>
       <w:br/>
     </w:r>

--- a/klagomål/Ornös nordspets FSC-klagomål.docx
+++ b/klagomål/Ornös nordspets FSC-klagomål.docx
@@ -168,7 +168,7 @@
     </w:p>
     <w:p>
       <w:r>
-        <w:t>Detta klagomål behandlar höga naturvärden i avverkningsanmälan Ornös nordspets i Haninge kommun som inkom 2026-09-29 och omfattar 450,6 ha.</w:t>
+        <w:t>Detta klagomål behandlar höga naturvärden i avverkningsanmälan Ornös nordspets i Haninge kommun som inkom 2026-09-30 och omfattar 450,6 ha.</w:t>
       </w:r>
     </w:p>
     <w:p>
@@ -3469,7 +3469,7 @@
     <w:r>
       <w:tab/>
       <w:tab/>
-      <w:t>2026-09-29</w:t>
+      <w:t>2026-09-30</w:t>
       <w:br/>
       <w:br/>
     </w:r>

--- a/klagomål/Ornös nordspets FSC-klagomål.docx
+++ b/klagomål/Ornös nordspets FSC-klagomål.docx
@@ -168,7 +168,7 @@
     </w:p>
     <w:p>
       <w:r>
-        <w:t>Detta klagomål behandlar höga naturvärden i avverkningsanmälan Ornös nordspets i Haninge kommun som inkom 2026-09-30 och omfattar 450,6 ha.</w:t>
+        <w:t>Detta klagomål behandlar höga naturvärden i avverkningsanmälan Ornös nordspets i Haninge kommun som inkom 2026-10-01 och omfattar 450,6 ha.</w:t>
       </w:r>
     </w:p>
     <w:p>
@@ -3469,7 +3469,7 @@
     <w:r>
       <w:tab/>
       <w:tab/>
-      <w:t>2026-09-30</w:t>
+      <w:t>2026-10-01</w:t>
       <w:br/>
       <w:br/>
     </w:r>

--- a/klagomål/Ornös nordspets FSC-klagomål.docx
+++ b/klagomål/Ornös nordspets FSC-klagomål.docx
@@ -168,7 +168,7 @@
     </w:p>
     <w:p>
       <w:r>
-        <w:t>Detta klagomål behandlar höga naturvärden i avverkningsanmälan Ornös nordspets i Haninge kommun som inkom 2026-10-01 och omfattar 450,6 ha.</w:t>
+        <w:t>Detta klagomål behandlar höga naturvärden i avverkningsanmälan Ornös nordspets i Haninge kommun som inkom 2026-10-02 och omfattar 450,6 ha.</w:t>
       </w:r>
     </w:p>
     <w:p>
@@ -3469,7 +3469,7 @@
     <w:r>
       <w:tab/>
       <w:tab/>
-      <w:t>2026-10-01</w:t>
+      <w:t>2026-10-02</w:t>
       <w:br/>
       <w:br/>
     </w:r>

--- a/klagomål/Ornös nordspets FSC-klagomål.docx
+++ b/klagomål/Ornös nordspets FSC-klagomål.docx
@@ -168,7 +168,7 @@
     </w:p>
     <w:p>
       <w:r>
-        <w:t>Detta klagomål behandlar höga naturvärden i avverkningsanmälan Ornös nordspets i Haninge kommun som inkom 2026-10-02 och omfattar 450,6 ha.</w:t>
+        <w:t>Detta klagomål behandlar höga naturvärden i avverkningsanmälan Ornös nordspets i Haninge kommun som inkom 2026-10-03 och omfattar 450,6 ha.</w:t>
       </w:r>
     </w:p>
     <w:p>
@@ -3469,7 +3469,7 @@
     <w:r>
       <w:tab/>
       <w:tab/>
-      <w:t>2026-10-02</w:t>
+      <w:t>2026-10-03</w:t>
       <w:br/>
       <w:br/>
     </w:r>

--- a/klagomål/Ornös nordspets FSC-klagomål.docx
+++ b/klagomål/Ornös nordspets FSC-klagomål.docx
@@ -168,7 +168,7 @@
     </w:p>
     <w:p>
       <w:r>
-        <w:t>Detta klagomål behandlar höga naturvärden i avverkningsanmälan Ornös nordspets i Haninge kommun som inkom 2026-10-03 och omfattar 450,6 ha.</w:t>
+        <w:t>Detta klagomål behandlar höga naturvärden i avverkningsanmälan Ornös nordspets i Haninge kommun som inkom 2026-10-04 och omfattar 450,6 ha.</w:t>
       </w:r>
     </w:p>
     <w:p>
@@ -3469,7 +3469,7 @@
     <w:r>
       <w:tab/>
       <w:tab/>
-      <w:t>2026-10-03</w:t>
+      <w:t>2026-10-04</w:t>
       <w:br/>
       <w:br/>
     </w:r>

--- a/klagomål/Ornös nordspets FSC-klagomål.docx
+++ b/klagomål/Ornös nordspets FSC-klagomål.docx
@@ -168,7 +168,7 @@
     </w:p>
     <w:p>
       <w:r>
-        <w:t>Detta klagomål behandlar höga naturvärden i avverkningsanmälan Ornös nordspets i Haninge kommun som inkom 2026-10-04 och omfattar 450,6 ha.</w:t>
+        <w:t>Detta klagomål behandlar höga naturvärden i avverkningsanmälan Ornös nordspets i Haninge kommun som inkom 2026-10-05 och omfattar 450,6 ha.</w:t>
       </w:r>
     </w:p>
     <w:p>
@@ -3469,7 +3469,7 @@
     <w:r>
       <w:tab/>
       <w:tab/>
-      <w:t>2026-10-04</w:t>
+      <w:t>2026-10-05</w:t>
       <w:br/>
       <w:br/>
     </w:r>

--- a/klagomål/Ornös nordspets FSC-klagomål.docx
+++ b/klagomål/Ornös nordspets FSC-klagomål.docx
@@ -168,7 +168,7 @@
     </w:p>
     <w:p>
       <w:r>
-        <w:t>Detta klagomål behandlar höga naturvärden i avverkningsanmälan Ornös nordspets i Haninge kommun som inkom 2026-10-05 och omfattar 450,6 ha.</w:t>
+        <w:t>Detta klagomål behandlar höga naturvärden i avverkningsanmälan Ornös nordspets i Haninge kommun som inkom 2026-10-06 och omfattar 450,6 ha.</w:t>
       </w:r>
     </w:p>
     <w:p>
@@ -3469,7 +3469,7 @@
     <w:r>
       <w:tab/>
       <w:tab/>
-      <w:t>2026-10-05</w:t>
+      <w:t>2026-10-06</w:t>
       <w:br/>
       <w:br/>
     </w:r>

--- a/klagomål/Ornös nordspets FSC-klagomål.docx
+++ b/klagomål/Ornös nordspets FSC-klagomål.docx
@@ -168,7 +168,7 @@
     </w:p>
     <w:p>
       <w:r>
-        <w:t>Detta klagomål behandlar höga naturvärden i avverkningsanmälan Ornös nordspets i Haninge kommun som inkom 2026-10-06 och omfattar 450,6 ha.</w:t>
+        <w:t>Detta klagomål behandlar höga naturvärden i avverkningsanmälan Ornös nordspets i Haninge kommun som inkom 2026-10-07 och omfattar 450,6 ha.</w:t>
       </w:r>
     </w:p>
     <w:p>
@@ -3469,7 +3469,7 @@
     <w:r>
       <w:tab/>
       <w:tab/>
-      <w:t>2026-10-06</w:t>
+      <w:t>2026-10-07</w:t>
       <w:br/>
       <w:br/>
     </w:r>

--- a/klagomål/Ornös nordspets FSC-klagomål.docx
+++ b/klagomål/Ornös nordspets FSC-klagomål.docx
@@ -168,7 +168,7 @@
     </w:p>
     <w:p>
       <w:r>
-        <w:t>Detta klagomål behandlar höga naturvärden i avverkningsanmälan Ornös nordspets i Haninge kommun som inkom 2026-10-07 och omfattar 450,6 ha.</w:t>
+        <w:t>Detta klagomål behandlar höga naturvärden i avverkningsanmälan Ornös nordspets i Haninge kommun som inkom 2026-10-08 och omfattar 450,6 ha.</w:t>
       </w:r>
     </w:p>
     <w:p>
@@ -3469,7 +3469,7 @@
     <w:r>
       <w:tab/>
       <w:tab/>
-      <w:t>2026-10-07</w:t>
+      <w:t>2026-10-08</w:t>
       <w:br/>
       <w:br/>
     </w:r>

--- a/klagomål/Ornös nordspets FSC-klagomål.docx
+++ b/klagomål/Ornös nordspets FSC-klagomål.docx
@@ -168,7 +168,7 @@
     </w:p>
     <w:p>
       <w:r>
-        <w:t>Detta klagomål behandlar höga naturvärden i avverkningsanmälan Ornös nordspets i Haninge kommun som inkom 2026-10-08 och omfattar 450,6 ha.</w:t>
+        <w:t>Detta klagomål behandlar höga naturvärden i avverkningsanmälan Ornös nordspets i Haninge kommun som inkom 2026-10-09 och omfattar 450,6 ha.</w:t>
       </w:r>
     </w:p>
     <w:p>
@@ -3469,7 +3469,7 @@
     <w:r>
       <w:tab/>
       <w:tab/>
-      <w:t>2026-10-08</w:t>
+      <w:t>2026-10-09</w:t>
       <w:br/>
       <w:br/>
     </w:r>

--- a/klagomål/Ornös nordspets FSC-klagomål.docx
+++ b/klagomål/Ornös nordspets FSC-klagomål.docx
@@ -168,7 +168,7 @@
     </w:p>
     <w:p>
       <w:r>
-        <w:t>Detta klagomål behandlar höga naturvärden i avverkningsanmälan Ornös nordspets i Haninge kommun som inkom 2026-10-09 och omfattar 450,6 ha.</w:t>
+        <w:t>Detta klagomål behandlar höga naturvärden i avverkningsanmälan Ornös nordspets i Haninge kommun som inkom 2026-10-10 och omfattar 450,6 ha.</w:t>
       </w:r>
     </w:p>
     <w:p>
@@ -3469,7 +3469,7 @@
     <w:r>
       <w:tab/>
       <w:tab/>
-      <w:t>2026-10-09</w:t>
+      <w:t>2026-10-10</w:t>
       <w:br/>
       <w:br/>
     </w:r>

--- a/klagomål/Ornös nordspets FSC-klagomål.docx
+++ b/klagomål/Ornös nordspets FSC-klagomål.docx
@@ -168,7 +168,7 @@
     </w:p>
     <w:p>
       <w:r>
-        <w:t>Detta klagomål behandlar höga naturvärden i avverkningsanmälan Ornös nordspets i Haninge kommun som inkom 2026-10-10 och omfattar 450,6 ha.</w:t>
+        <w:t>Detta klagomål behandlar höga naturvärden i avverkningsanmälan Ornös nordspets i Haninge kommun som inkom 2026-10-11 och omfattar 450,6 ha.</w:t>
       </w:r>
     </w:p>
     <w:p>
@@ -3469,7 +3469,7 @@
     <w:r>
       <w:tab/>
       <w:tab/>
-      <w:t>2026-10-10</w:t>
+      <w:t>2026-10-11</w:t>
       <w:br/>
       <w:br/>
     </w:r>

--- a/klagomål/Ornös nordspets FSC-klagomål.docx
+++ b/klagomål/Ornös nordspets FSC-klagomål.docx
@@ -168,7 +168,7 @@
     </w:p>
     <w:p>
       <w:r>
-        <w:t>Detta klagomål behandlar höga naturvärden i avverkningsanmälan Ornös nordspets i Haninge kommun som inkom 2026-10-11 och omfattar 450,6 ha.</w:t>
+        <w:t>Detta klagomål behandlar höga naturvärden i avverkningsanmälan Ornös nordspets i Haninge kommun som inkom 2026-10-12 och omfattar 450,6 ha.</w:t>
       </w:r>
     </w:p>
     <w:p>
@@ -3469,7 +3469,7 @@
     <w:r>
       <w:tab/>
       <w:tab/>
-      <w:t>2026-10-11</w:t>
+      <w:t>2026-10-12</w:t>
       <w:br/>
       <w:br/>
     </w:r>

--- a/klagomål/Ornös nordspets FSC-klagomål.docx
+++ b/klagomål/Ornös nordspets FSC-klagomål.docx
@@ -168,7 +168,7 @@
     </w:p>
     <w:p>
       <w:r>
-        <w:t>Detta klagomål behandlar höga naturvärden i avverkningsanmälan Ornös nordspets i Haninge kommun som inkom 2026-10-12 och omfattar 450,6 ha.</w:t>
+        <w:t>Detta klagomål behandlar höga naturvärden i avverkningsanmälan Ornös nordspets i Haninge kommun som inkom 2026-10-13 och omfattar 450,6 ha.</w:t>
       </w:r>
     </w:p>
     <w:p>
@@ -3469,7 +3469,7 @@
     <w:r>
       <w:tab/>
       <w:tab/>
-      <w:t>2026-10-12</w:t>
+      <w:t>2026-10-13</w:t>
       <w:br/>
       <w:br/>
     </w:r>

--- a/klagomål/Ornös nordspets FSC-klagomål.docx
+++ b/klagomål/Ornös nordspets FSC-klagomål.docx
@@ -168,7 +168,7 @@
     </w:p>
     <w:p>
       <w:r>
-        <w:t>Detta klagomål behandlar höga naturvärden i avverkningsanmälan Ornös nordspets i Haninge kommun som inkom 2026-10-13 och omfattar 450,6 ha.</w:t>
+        <w:t>Detta klagomål behandlar höga naturvärden i avverkningsanmälan Ornös nordspets i Haninge kommun som inkom 2026-10-14 och omfattar 450,6 ha.</w:t>
       </w:r>
     </w:p>
     <w:p>
@@ -3469,7 +3469,7 @@
     <w:r>
       <w:tab/>
       <w:tab/>
-      <w:t>2026-10-13</w:t>
+      <w:t>2026-10-14</w:t>
       <w:br/>
       <w:br/>
     </w:r>

--- a/klagomål/Ornös nordspets FSC-klagomål.docx
+++ b/klagomål/Ornös nordspets FSC-klagomål.docx
@@ -168,7 +168,7 @@
     </w:p>
     <w:p>
       <w:r>
-        <w:t>Detta klagomål behandlar höga naturvärden i avverkningsanmälan Ornös nordspets i Haninge kommun som inkom 2026-10-14 och omfattar 450,6 ha.</w:t>
+        <w:t>Detta klagomål behandlar höga naturvärden i avverkningsanmälan Ornös nordspets i Haninge kommun som inkom 2026-10-16 och omfattar 450,6 ha.</w:t>
       </w:r>
     </w:p>
     <w:p>
@@ -3469,7 +3469,7 @@
     <w:r>
       <w:tab/>
       <w:tab/>
-      <w:t>2026-10-14</w:t>
+      <w:t>2026-10-16</w:t>
       <w:br/>
       <w:br/>
     </w:r>

--- a/klagomål/Ornös nordspets FSC-klagomål.docx
+++ b/klagomål/Ornös nordspets FSC-klagomål.docx
@@ -168,7 +168,7 @@
     </w:p>
     <w:p>
       <w:r>
-        <w:t>Detta klagomål behandlar höga naturvärden i avverkningsanmälan Ornös nordspets i Haninge kommun som inkom 2026-10-16 och omfattar 450,6 ha.</w:t>
+        <w:t>Detta klagomål behandlar höga naturvärden i avverkningsanmälan Ornös nordspets i Haninge kommun som inkom 2026-10-17 och omfattar 450,6 ha.</w:t>
       </w:r>
     </w:p>
     <w:p>
@@ -3469,7 +3469,7 @@
     <w:r>
       <w:tab/>
       <w:tab/>
-      <w:t>2026-10-16</w:t>
+      <w:t>2026-10-17</w:t>
       <w:br/>
       <w:br/>
     </w:r>

--- a/klagomål/Ornös nordspets FSC-klagomål.docx
+++ b/klagomål/Ornös nordspets FSC-klagomål.docx
@@ -168,7 +168,7 @@
     </w:p>
     <w:p>
       <w:r>
-        <w:t>Detta klagomål behandlar höga naturvärden i avverkningsanmälan Ornös nordspets i Haninge kommun som inkom 2026-10-17 och omfattar 450,6 ha.</w:t>
+        <w:t>Detta klagomål behandlar höga naturvärden i avverkningsanmälan Ornös nordspets i Haninge kommun som inkom 2026-10-18 och omfattar 450,6 ha.</w:t>
       </w:r>
     </w:p>
     <w:p>
@@ -3469,7 +3469,7 @@
     <w:r>
       <w:tab/>
       <w:tab/>
-      <w:t>2026-10-17</w:t>
+      <w:t>2026-10-18</w:t>
       <w:br/>
       <w:br/>
     </w:r>

--- a/klagomål/Ornös nordspets FSC-klagomål.docx
+++ b/klagomål/Ornös nordspets FSC-klagomål.docx
@@ -168,7 +168,7 @@
     </w:p>
     <w:p>
       <w:r>
-        <w:t>Detta klagomål behandlar höga naturvärden i avverkningsanmälan Ornös nordspets i Haninge kommun som inkom 2026-10-18 och omfattar 450,6 ha.</w:t>
+        <w:t>Detta klagomål behandlar höga naturvärden i avverkningsanmälan Ornös nordspets i Haninge kommun som inkom 2026-10-19 och omfattar 450,6 ha.</w:t>
       </w:r>
     </w:p>
     <w:p>
@@ -3469,7 +3469,7 @@
     <w:r>
       <w:tab/>
       <w:tab/>
-      <w:t>2026-10-18</w:t>
+      <w:t>2026-10-19</w:t>
       <w:br/>
       <w:br/>
     </w:r>

--- a/klagomål/Ornös nordspets FSC-klagomål.docx
+++ b/klagomål/Ornös nordspets FSC-klagomål.docx
@@ -168,7 +168,7 @@
     </w:p>
     <w:p>
       <w:r>
-        <w:t>Detta klagomål behandlar höga naturvärden i avverkningsanmälan Ornös nordspets i Haninge kommun som inkom 2026-10-19 och omfattar 450,6 ha.</w:t>
+        <w:t>Detta klagomål behandlar höga naturvärden i avverkningsanmälan Ornös nordspets i Haninge kommun som inkom 2026-10-20 och omfattar 450,6 ha.</w:t>
       </w:r>
     </w:p>
     <w:p>
@@ -3469,7 +3469,7 @@
     <w:r>
       <w:tab/>
       <w:tab/>
-      <w:t>2026-10-19</w:t>
+      <w:t>2026-10-20</w:t>
       <w:br/>
       <w:br/>
     </w:r>

--- a/klagomål/Ornös nordspets FSC-klagomål.docx
+++ b/klagomål/Ornös nordspets FSC-klagomål.docx
@@ -168,7 +168,7 @@
     </w:p>
     <w:p>
       <w:r>
-        <w:t>Detta klagomål behandlar höga naturvärden i avverkningsanmälan Ornös nordspets i Haninge kommun som inkom 2026-10-20 och omfattar 450,6 ha.</w:t>
+        <w:t>Detta klagomål behandlar höga naturvärden i avverkningsanmälan Ornös nordspets i Haninge kommun som inkom 2026-10-21 och omfattar 450,6 ha.</w:t>
       </w:r>
     </w:p>
     <w:p>
@@ -3469,7 +3469,7 @@
     <w:r>
       <w:tab/>
       <w:tab/>
-      <w:t>2026-10-20</w:t>
+      <w:t>2026-10-21</w:t>
       <w:br/>
       <w:br/>
     </w:r>

--- a/klagomål/Ornös nordspets FSC-klagomål.docx
+++ b/klagomål/Ornös nordspets FSC-klagomål.docx
@@ -168,7 +168,7 @@
     </w:p>
     <w:p>
       <w:r>
-        <w:t>Detta klagomål behandlar höga naturvärden i avverkningsanmälan Ornös nordspets i Haninge kommun som inkom 2026-10-21 och omfattar 450,6 ha.</w:t>
+        <w:t>Detta klagomål behandlar höga naturvärden i avverkningsanmälan Ornös nordspets i Haninge kommun som inkom 2026-10-22 och omfattar 450,6 ha.</w:t>
       </w:r>
     </w:p>
     <w:p>
@@ -3469,7 +3469,7 @@
     <w:r>
       <w:tab/>
       <w:tab/>
-      <w:t>2026-10-21</w:t>
+      <w:t>2026-10-22</w:t>
       <w:br/>
       <w:br/>
     </w:r>

--- a/klagomål/Ornös nordspets FSC-klagomål.docx
+++ b/klagomål/Ornös nordspets FSC-klagomål.docx
@@ -168,7 +168,7 @@
     </w:p>
     <w:p>
       <w:r>
-        <w:t>Detta klagomål behandlar höga naturvärden i avverkningsanmälan Ornös nordspets i Haninge kommun som inkom 2026-10-22 och omfattar 450,6 ha.</w:t>
+        <w:t>Detta klagomål behandlar höga naturvärden i avverkningsanmälan Ornös nordspets i Haninge kommun som inkom 2026-10-23 och omfattar 450,6 ha.</w:t>
       </w:r>
     </w:p>
     <w:p>
@@ -3469,7 +3469,7 @@
     <w:r>
       <w:tab/>
       <w:tab/>
-      <w:t>2026-10-22</w:t>
+      <w:t>2026-10-23</w:t>
       <w:br/>
       <w:br/>
     </w:r>

--- a/klagomål/Ornös nordspets FSC-klagomål.docx
+++ b/klagomål/Ornös nordspets FSC-klagomål.docx
@@ -168,7 +168,7 @@
     </w:p>
     <w:p>
       <w:r>
-        <w:t>Detta klagomål behandlar höga naturvärden i avverkningsanmälan Ornös nordspets i Haninge kommun som inkom 2026-10-23 och omfattar 450,6 ha.</w:t>
+        <w:t>Detta klagomål behandlar höga naturvärden i avverkningsanmälan Ornös nordspets i Haninge kommun som inkom 2026-10-24 och omfattar 450,6 ha.</w:t>
       </w:r>
     </w:p>
     <w:p>
@@ -3469,7 +3469,7 @@
     <w:r>
       <w:tab/>
       <w:tab/>
-      <w:t>2026-10-23</w:t>
+      <w:t>2026-10-24</w:t>
       <w:br/>
       <w:br/>
     </w:r>

--- a/klagomål/Ornös nordspets FSC-klagomål.docx
+++ b/klagomål/Ornös nordspets FSC-klagomål.docx
@@ -168,7 +168,7 @@
     </w:p>
     <w:p>
       <w:r>
-        <w:t>Detta klagomål behandlar höga naturvärden i avverkningsanmälan Ornös nordspets i Haninge kommun som inkom 2026-10-24 och omfattar 450,6 ha.</w:t>
+        <w:t>Detta klagomål behandlar höga naturvärden i avverkningsanmälan Ornös nordspets i Haninge kommun som inkom 2026-10-25 och omfattar 450,6 ha.</w:t>
       </w:r>
     </w:p>
     <w:p>
@@ -3469,7 +3469,7 @@
     <w:r>
       <w:tab/>
       <w:tab/>
-      <w:t>2026-10-24</w:t>
+      <w:t>2026-10-25</w:t>
       <w:br/>
       <w:br/>
     </w:r>

--- a/klagomål/Ornös nordspets FSC-klagomål.docx
+++ b/klagomål/Ornös nordspets FSC-klagomål.docx
@@ -168,7 +168,7 @@
     </w:p>
     <w:p>
       <w:r>
-        <w:t>Detta klagomål behandlar höga naturvärden i avverkningsanmälan Ornös nordspets i Haninge kommun som inkom 2026-10-25 och omfattar 450,6 ha.</w:t>
+        <w:t>Detta klagomål behandlar höga naturvärden i avverkningsanmälan Ornös nordspets i Haninge kommun som inkom 2026-10-26 och omfattar 450,6 ha.</w:t>
       </w:r>
     </w:p>
     <w:p>
@@ -3469,7 +3469,7 @@
     <w:r>
       <w:tab/>
       <w:tab/>
-      <w:t>2026-10-25</w:t>
+      <w:t>2026-10-26</w:t>
       <w:br/>
       <w:br/>
     </w:r>

--- a/klagomål/Ornös nordspets FSC-klagomål.docx
+++ b/klagomål/Ornös nordspets FSC-klagomål.docx
@@ -168,7 +168,7 @@
     </w:p>
     <w:p>
       <w:r>
-        <w:t>Detta klagomål behandlar höga naturvärden i avverkningsanmälan Ornös nordspets i Haninge kommun som inkom 2026-10-26 och omfattar 450,6 ha.</w:t>
+        <w:t>Detta klagomål behandlar höga naturvärden i avverkningsanmälan Ornös nordspets i Haninge kommun som inkom 2026-10-27 och omfattar 450,6 ha.</w:t>
       </w:r>
     </w:p>
     <w:p>
@@ -3469,7 +3469,7 @@
     <w:r>
       <w:tab/>
       <w:tab/>
-      <w:t>2026-10-26</w:t>
+      <w:t>2026-10-27</w:t>
       <w:br/>
       <w:br/>
     </w:r>

--- a/klagomål/Ornös nordspets FSC-klagomål.docx
+++ b/klagomål/Ornös nordspets FSC-klagomål.docx
@@ -168,7 +168,7 @@
     </w:p>
     <w:p>
       <w:r>
-        <w:t>Detta klagomål behandlar höga naturvärden i avverkningsanmälan Ornös nordspets i Haninge kommun som inkom 2026-10-27 och omfattar 450,6 ha.</w:t>
+        <w:t>Detta klagomål behandlar höga naturvärden i avverkningsanmälan Ornös nordspets i Haninge kommun som inkom 2026-10-28 och omfattar 450,6 ha.</w:t>
       </w:r>
     </w:p>
     <w:p>
@@ -3469,7 +3469,7 @@
     <w:r>
       <w:tab/>
       <w:tab/>
-      <w:t>2026-10-27</w:t>
+      <w:t>2026-10-28</w:t>
       <w:br/>
       <w:br/>
     </w:r>

--- a/klagomål/Ornös nordspets FSC-klagomål.docx
+++ b/klagomål/Ornös nordspets FSC-klagomål.docx
@@ -168,7 +168,7 @@
     </w:p>
     <w:p>
       <w:r>
-        <w:t>Detta klagomål behandlar höga naturvärden i avverkningsanmälan Ornös nordspets i Haninge kommun som inkom 2026-10-28 och omfattar 450,6 ha.</w:t>
+        <w:t>Detta klagomål behandlar höga naturvärden i avverkningsanmälan Ornös nordspets i Haninge kommun som inkom 2026-10-29 och omfattar 450,6 ha.</w:t>
       </w:r>
     </w:p>
     <w:p>
@@ -3469,7 +3469,7 @@
     <w:r>
       <w:tab/>
       <w:tab/>
-      <w:t>2026-10-28</w:t>
+      <w:t>2026-10-29</w:t>
       <w:br/>
       <w:br/>
     </w:r>

--- a/klagomål/Ornös nordspets FSC-klagomål.docx
+++ b/klagomål/Ornös nordspets FSC-klagomål.docx
@@ -168,7 +168,7 @@
     </w:p>
     <w:p>
       <w:r>
-        <w:t>Detta klagomål behandlar höga naturvärden i avverkningsanmälan Ornös nordspets i Haninge kommun som inkom 2026-10-29 och omfattar 450,6 ha.</w:t>
+        <w:t>Detta klagomål behandlar höga naturvärden i avverkningsanmälan Ornös nordspets i Haninge kommun som inkom 2026-10-30 och omfattar 450,6 ha.</w:t>
       </w:r>
     </w:p>
     <w:p>
@@ -3469,7 +3469,7 @@
     <w:r>
       <w:tab/>
       <w:tab/>
-      <w:t>2026-10-29</w:t>
+      <w:t>2026-10-30</w:t>
       <w:br/>
       <w:br/>
     </w:r>

--- a/klagomål/Ornös nordspets FSC-klagomål.docx
+++ b/klagomål/Ornös nordspets FSC-klagomål.docx
@@ -168,7 +168,7 @@
     </w:p>
     <w:p>
       <w:r>
-        <w:t>Detta klagomål behandlar höga naturvärden i avverkningsanmälan Ornös nordspets i Haninge kommun som inkom 2026-10-30 och omfattar 450,6 ha.</w:t>
+        <w:t>Detta klagomål behandlar höga naturvärden i avverkningsanmälan Ornös nordspets i Haninge kommun som inkom 2026-10-31 och omfattar 450,6 ha.</w:t>
       </w:r>
     </w:p>
     <w:p>
@@ -3469,7 +3469,7 @@
     <w:r>
       <w:tab/>
       <w:tab/>
-      <w:t>2026-10-30</w:t>
+      <w:t>2026-10-31</w:t>
       <w:br/>
       <w:br/>
     </w:r>
